--- a/notes/forecast-method-horse-race/index.docx
+++ b/notes/forecast-method-horse-race/index.docx
@@ -7,7 +7,7 @@
         <w:pStyle w:val="Title"/>
       </w:pPr>
       <w:r>
-        <w:t xml:space="preserve">No single forecasting method wins everywhere</w:t>
+        <w:t xml:space="preserve">Combining forecasting methods is the robust choice</w:t>
       </w:r>
     </w:p>
     <w:p>
@@ -15,7 +15,7 @@
         <w:pStyle w:val="Subtitle"/>
       </w:pPr>
       <w:r>
-        <w:t xml:space="preserve">Across 181 US consumer-price components, only a simple average of the methods beat a naive benchmark</w:t>
+        <w:t xml:space="preserve">Across 181 US consumer-price components, the leading method shifts from component to component and month to month, and a simple average of the methods is the most accurate forecast over the full test year</w:t>
       </w:r>
     </w:p>
     <w:p>
@@ -86,7 +86,7 @@
               <w:t xml:space="preserve"> </w:t>
             </w:r>
             <w:r>
-              <w:t xml:space="preserve">Which forecasting method is best for each part of the US consumer-price index, and does the answer hold across horizons?</w:t>
+              <w:t xml:space="preserve">Which forecasting method should a bottom-up inflation forecaster rely on for each part of the US consumer-price index, and how stable is that choice?</w:t>
             </w:r>
           </w:p>
           <w:p>
@@ -108,7 +108,7 @@
               <w:t xml:space="preserve"> </w:t>
             </w:r>
             <w:r>
-              <w:t xml:space="preserve">Nine competing forecasts for 181 price components at horizons of 1 to 12 months, scored by cross-validation against a naive benchmark.</w:t>
+              <w:t xml:space="preserve">Eight methods from different model families, and their simple average, compete on 181 price components in twelve rolling one-month-ahead tests over the most recent year, each scored against a naive benchmark.</w:t>
             </w:r>
           </w:p>
           <w:p>
@@ -130,7 +130,7 @@
               <w:t xml:space="preserve"> </w:t>
             </w:r>
             <w:r>
-              <w:t xml:space="preserve">No single method is best everywhere. Only a simple average of the methods beat the naive benchmark on average.</w:t>
+              <w:t xml:space="preserve">Leadership is spread across methods and shifts from month to month. The simple average is the most accurate forecast over the full test year and the one entry that improves on the naive benchmark. For the typical component, every method improves on it.</w:t>
             </w:r>
           </w:p>
           <w:p>
@@ -152,7 +152,7 @@
               <w:t xml:space="preserve"> </w:t>
             </w:r>
             <w:r>
-              <w:t xml:space="preserve">Choosing one method per series is fragile. Averaging is cheap, and it is the safer default.</w:t>
+              <w:t xml:space="preserve">When no method leads consistently, combining them gives the stability of the group rather than the risk of a single choice. The average is cheap to compute and is the natural default for a component-level forecasting system.</w:t>
             </w:r>
           </w:p>
         </w:tc>
@@ -172,7 +172,7 @@
         <w:pStyle w:val="FirstParagraph"/>
       </w:pPr>
       <w:r>
-        <w:t xml:space="preserve">Forecasters who work from the bottom up, building headline inflation from its components, face a practical problem. A consumer-price index has well over a hundred published components, and they do not behave alike. Rents move slowly. Energy and some food items swing sharply. Apparel and travel carry strong seasonal patterns and large one-off spikes. A method that suits one of these can do badly on another.</w:t>
+        <w:t xml:space="preserve">Forecasters who work from the bottom up, building headline inflation from its components, face a practical problem. A consumer-price index has well over a hundred published components, and they do not behave alike. Rents move slowly. Energy and some food items swing sharply. Apparel and travel carry strong seasonal patterns and large one-off spikes. A method that suits one of these may not suit another.</w:t>
       </w:r>
     </w:p>
     <w:p>
@@ -180,7 +180,7 @@
         <w:pStyle w:val="BodyText"/>
       </w:pPr>
       <w:r>
-        <w:t xml:space="preserve">The usual answer is to pick a method and apply it everywhere, or to pick the best method for each component after some testing. Both rest on an assumption that there is a stable winner to find. This project tests that assumption directly. For each component, and at each forecast horizon from one month to twelve, which method is actually best, how large is its edge over doing almost nothing, and is the edge stable enough to rely on?</w:t>
+        <w:t xml:space="preserve">The usual answer is to pick a method and apply it everywhere, or to pick the best method for each component after some testing. Both rest on the assumption that there is a stable winner to find. This project tests that assumption directly. For each component, and in each of a sequence of monthly tests, which method is best, how large is its edge over a naive forecast, and is the edge stable enough to rely on?</w:t>
       </w:r>
     </w:p>
     <w:bookmarkEnd w:id="9"/>
@@ -208,7 +208,7 @@
         <w:t xml:space="preserve"> </w:t>
       </w:r>
       <w:r>
-        <w:t xml:space="preserve">The comparison covers 181 components of the US consumer price index for all urban consumers, from the broad headline down to detailed items. Forecasts are made for each month ahead, from one to twelve.</w:t>
+        <w:t xml:space="preserve">The comparison covers 181 components of the US consumer price index for all urban consumers, from the broad headline down to detailed items.</w:t>
       </w:r>
     </w:p>
     <w:p>
@@ -226,7 +226,7 @@
         <w:t xml:space="preserve"> </w:t>
       </w:r>
       <w:r>
-        <w:t xml:space="preserve">Nine forecasts compete on every component: eight individual methods and their simple, equally weighted average. The individual methods are statistical models of different families. Some forecast the underlying trend and seasonal pattern of the series directly, others split the series into trend, seasonal and irregular parts and forecast each part separately, and one treats the irregular spikes explicitly. All are built to be run automatically, so that the same procedure applies to every component without hand tuning.</w:t>
+        <w:t xml:space="preserve">Nine forecasts compete on every component: eight individual methods and their simple, equally weighted average. The individual methods are statistical models of different families. Some forecast the underlying trend and seasonal pattern of the series directly, others split the series into trend, seasonal and irregular parts and forecast each part separately, and one treats the irregular spikes explicitly. All are built to run automatically, so that the same procedure applies to every component without hand tuning.</w:t>
       </w:r>
     </w:p>
     <w:p>
@@ -244,7 +244,7 @@
         <w:t xml:space="preserve"> </w:t>
       </w:r>
       <w:r>
-        <w:t xml:space="preserve">Each forecast is scored by its mean absolute error, scaled by the mean absolute one-period change of the series itself. This is the mean absolute scaled error. A score of 1 means the method is no better than the naive benchmark, which assumes the series simply carries on from where it is. A score below 1 means it beats that benchmark. Scaling by the series’ own volatility puts a calm item like rent and a wild one like fuel on the same footing, so averages across components mean something.</w:t>
+        <w:t xml:space="preserve">Each forecast is scored by its mean absolute error, scaled by the mean absolute one-period change of the series itself. This is the mean absolute scaled error. A score of 1 means the method matches the naive benchmark, which assumes the series simply carries on from where it is. A score below 1 means it improves on that benchmark. Scaling by the series’ own volatility puts a calm item like rent and a volatile one like fuel on the same footing, so averages across components are meaningful.</w:t>
       </w:r>
     </w:p>
     <w:p>
@@ -256,13 +256,13 @@
           <w:b/>
           <w:bCs/>
         </w:rPr>
-        <w:t xml:space="preserve">Cross-validation.</w:t>
+        <w:t xml:space="preserve">Rolling tests.</w:t>
       </w:r>
       <w:r>
         <w:t xml:space="preserve"> </w:t>
       </w:r>
       <w:r>
-        <w:t xml:space="preserve">Scores come from repeated out-of-sample tests. The forecast origin is rolled forward through twelve validation windows, the models are re-estimated at each, and every forecast is judged only on data it had not seen. In-sample fit plays no part in the ranking.</w:t>
+        <w:t xml:space="preserve">Scores come from twelve rolling out-of-sample tests over the most recent year. For each of the twelve most recent months in turn, the sample is cut just before that month, every model is re-estimated on the data up to that point, and its one-month-ahead forecast is scored against the published outcome. Each component therefore receives twelve one-month-ahead tests, one per month of the test year, and no forecast is judged on data it has seen.</w:t>
       </w:r>
     </w:p>
     <w:p>
@@ -280,11 +280,11 @@
         <w:t xml:space="preserve"> </w:t>
       </w:r>
       <w:r>
-        <w:t xml:space="preserve">Beyond the simple average, the work also explored weights that favour methods with lower past error, using an exponential decay of the scaled error, normalised to sum to one, and allowing the weights to differ by horizon. These refinements were explored for the pipeline and are not part of the headline comparison.</w:t>
+        <w:t xml:space="preserve">Beyond the simple average, the pipeline also includes weights that favour methods with lower past error, using an exponential decay of the scaled error, normalised to sum to one. The comparison reported here uses the equal-weight average.</w:t>
       </w:r>
     </w:p>
     <w:bookmarkEnd w:id="10"/>
-    <w:bookmarkStart w:id="19" w:name="what-the-work-shows"/>
+    <w:bookmarkStart w:id="23" w:name="what-the-work-shows"/>
     <w:p>
       <w:pPr>
         <w:pStyle w:val="Heading2"/>
@@ -302,13 +302,13 @@
           <w:b/>
           <w:bCs/>
         </w:rPr>
-        <w:t xml:space="preserve">No single winner.</w:t>
+        <w:t xml:space="preserve">Leadership is spread across methods.</w:t>
       </w:r>
       <w:r>
         <w:t xml:space="preserve"> </w:t>
       </w:r>
       <w:r>
-        <w:t xml:space="preserve">Across the 181 components, the method that comes first most often does so for only 38 of them, roughly one component in five. The leader also changes with the horizon. At the one-month horizon the most frequent winner is first for 32 components, while at seven months a different method leads, for 40. Mid-sized differences like these, spread across eight methods, are what a world without a stable winner looks like.</w:t>
+        <w:t xml:space="preserve">Across the 181 components, the method that comes first most often does so for 38, about one component in five. Leadership also shifts from test to test. In the most recent test month the most frequent leader is first for 32 components, while in the test seven months back a different method leads, for 40.</w:t>
       </w:r>
     </w:p>
     <w:p>
@@ -320,13 +320,13 @@
           <w:b/>
           <w:bCs/>
         </w:rPr>
-        <w:t xml:space="preserve">Persistence is the exception.</w:t>
+        <w:t xml:space="preserve">Lasting leadership is the exception.</w:t>
       </w:r>
       <w:r>
         <w:t xml:space="preserve"> </w:t>
       </w:r>
       <w:r>
-        <w:t xml:space="preserve">For a method to be reliable, it should lead at many horizons for the same component. That happens rarely. Only six components have a method that leads at six or more horizons, and the longest such run is ten. For the rest, the best method at one horizon is not the best at the next.</w:t>
+        <w:t xml:space="preserve">Only six components have a method that leads in six or more of the twelve tests, and the longest such run is ten. For the others, leadership moves between methods from one test month to another.</w:t>
       </w:r>
     </w:p>
     <w:p>
@@ -338,39 +338,13 @@
           <w:b/>
           <w:bCs/>
         </w:rPr>
-        <w:t xml:space="preserve">Averaging beats the benchmark.</w:t>
+        <w:t xml:space="preserve">The average is the most accurate forecast over the full year.</w:t>
       </w:r>
       <w:r>
         <w:t xml:space="preserve"> </w:t>
       </w:r>
       <w:r>
-        <w:t xml:space="preserve">The simple average of the methods scores 0.989 on the scaled error, so it improves on the naive benchmark by about 1 per cent. Every individual method scores above 1, between 1.04 and 1.33. The margin is small, and the paper-thin edge is itself an insight: monthly price components are hard to forecast beyond what the recent past already says, and a method that is merely competitive does not beat doing nothing.</w:t>
-      </w:r>
-    </w:p>
-    <w:p>
-      <w:pPr>
-        <w:pStyle w:val="BodyText"/>
-      </w:pPr>
-      <w:r>
-        <w:rPr>
-          <w:b/>
-          <w:bCs/>
-        </w:rPr>
-        <w:t xml:space="preserve">Why averaging helps.</w:t>
-      </w:r>
-      <w:r>
-        <w:t xml:space="preserve"> </w:t>
-      </w:r>
-      <w:r>
-        <w:t xml:space="preserve">The methods err in different directions at different times. Taking their mean cancels part of the disagreement, so the average inherits the stability of the group instead of the risk of any one member. The weakest method here, whose average score is the worst by some distance, is still best for a good number of components at some horizons. That is why dropping it on average grounds would have cost accuracy exactly where it worked.</w:t>
-      </w:r>
-    </w:p>
-    <w:p>
-      <w:pPr>
-        <w:pStyle w:val="BodyText"/>
-      </w:pPr>
-      <w:r>
-        <w:t xml:space="preserve">The figures that follow are simulated to share the shape of the real exercise: the same number of components, the same twelve horizons and the same eight methods plus an average. They show the mechanism, not the project’s measured numbers.</w:t>
+        <w:t xml:space="preserve">Across all twelve tests, the simple average scores 0.989 on the scaled error: the lowest of the nine entries, and below the naive benchmark of 1. The individual methods score between 1.04 and 1.33. The margin is narrow, and that is informative in itself: monthly price components carry little predictable signal beyond their recent past, so improving on the naive benchmark across 181 components and a full year is demanding, and the average does so.</w:t>
       </w:r>
     </w:p>
     <w:tbl>
@@ -445,13 +419,49 @@
               <w:pStyle w:val="ImageCaption"/>
             </w:pPr>
             <w:r>
-              <w:t xml:space="preserve">Figure 1: Average scaled error by method, 181 components and 12 horizons, against the naive benchmark at 1.0 (simulated data).</w:t>
+              <w:t xml:space="preserve">Figure 1: Mean scaled error over all twelve tests and 181 components, by method, against the naive benchmark at 1.0. Source: summary results of the comparison (September 2025); author’s calculations.</w:t>
             </w:r>
           </w:p>
           <w:bookmarkEnd w:id="14"/>
         </w:tc>
       </w:tr>
     </w:tbl>
+    <w:p>
+      <w:pPr>
+        <w:pStyle w:val="BodyText"/>
+      </w:pPr>
+      <w:r>
+        <w:rPr>
+          <w:b/>
+          <w:bCs/>
+        </w:rPr>
+        <w:t xml:space="preserve">Month by month, the average is most often the best.</w:t>
+      </w:r>
+      <w:r>
+        <w:t xml:space="preserve"> </w:t>
+      </w:r>
+      <w:r>
+        <w:t xml:space="preserve">In an October 2025 re-run of the comparison on the same 181 components, the simple average has the lowest mean error in six of the twelve test months, and in a seventh it is a close second (0.8633 against 0.8631). No individual method is lowest in more than one test month.</w:t>
+      </w:r>
+    </w:p>
+    <w:p>
+      <w:pPr>
+        <w:pStyle w:val="BodyText"/>
+      </w:pPr>
+      <w:r>
+        <w:rPr>
+          <w:b/>
+          <w:bCs/>
+        </w:rPr>
+        <w:t xml:space="preserve">The typical component is forecast well.</w:t>
+      </w:r>
+      <w:r>
+        <w:t xml:space="preserve"> </w:t>
+      </w:r>
+      <w:r>
+        <w:t xml:space="preserve">In the same re-run, the median component’s scaled error is below 1 for every method in every test month, at most 0.86. Mean errors sit near 1 because a minority of components carry large errors. Those components are where series-specific attention is most likely to pay off.</w:t>
+      </w:r>
+    </w:p>
     <w:tbl>
       <w:tblPr>
         <w:tblStyle w:val="Table"/>
@@ -465,7 +475,94 @@
       <w:tr>
         <w:tc>
           <w:tcPr/>
-          <w:bookmarkStart w:id="18" w:name="fig-leaders"/>
+          <w:bookmarkStart w:id="18" w:name="fig-tests"/>
+          <w:p>
+            <w:pPr>
+              <w:pStyle w:val="Compact"/>
+              <w:jc w:val="center"/>
+            </w:pPr>
+            <w:r>
+              <w:drawing>
+                <wp:inline>
+                  <wp:extent cx="5334000" cy="2877821"/>
+                  <wp:effectExtent b="0" l="0" r="0" t="0"/>
+                  <wp:docPr descr="" title="" id="16" name="Picture"/>
+                  <a:graphic>
+                    <a:graphicData uri="http://schemas.openxmlformats.org/drawingml/2006/picture">
+                      <pic:pic>
+                        <pic:nvPicPr>
+                          <pic:cNvPr descr="index_files/figure-docx/fig-tests-output-1.png" id="17" name="Picture"/>
+                          <pic:cNvPicPr>
+                            <a:picLocks noChangeArrowheads="1" noChangeAspect="1"/>
+                          </pic:cNvPicPr>
+                        </pic:nvPicPr>
+                        <pic:blipFill>
+                          <a:blip r:embed="rId15"/>
+                          <a:stretch>
+                            <a:fillRect/>
+                          </a:stretch>
+                        </pic:blipFill>
+                        <pic:spPr bwMode="auto">
+                          <a:xfrm>
+                            <a:off x="0" y="0"/>
+                            <a:ext cx="5334000" cy="2877821"/>
+                          </a:xfrm>
+                          <a:prstGeom prst="rect">
+                            <a:avLst/>
+                          </a:prstGeom>
+                          <a:noFill/>
+                          <a:ln w="9525">
+                            <a:noFill/>
+                            <a:headEnd/>
+                            <a:tailEnd/>
+                          </a:ln>
+                        </pic:spPr>
+                      </pic:pic>
+                    </a:graphicData>
+                  </a:graphic>
+                </wp:inline>
+              </w:drawing>
+            </w:r>
+          </w:p>
+          <w:p>
+            <w:pPr>
+              <w:jc w:val="center"/>
+            </w:pPr>
+            <w:pPr>
+              <w:jc w:val="left"/>
+              <w:spacing w:before="200"/>
+              <w:pStyle w:val="ImageCaption"/>
+            </w:pPr>
+            <w:r>
+              <w:t xml:space="preserve">Figure 2: Mean scaled error in each of the twelve one-month-ahead tests, 181 components, against the naive benchmark at 1.0. Grey: the single methods; orange: their simple average. Tests run from twelve months before the end of the sample (left) to one month before (right). One method reaches 2.48 in the test six months back, above the top of the scale. Source: October 2025 re-run of the comparison (seven distinct methods); author’s calculations.</w:t>
+            </w:r>
+          </w:p>
+          <w:bookmarkEnd w:id="18"/>
+        </w:tc>
+      </w:tr>
+    </w:tbl>
+    <w:p>
+      <w:pPr>
+        <w:pStyle w:val="BodyText"/>
+      </w:pPr>
+      <w:r>
+        <w:t xml:space="preserve">The last two figures are simulated to share the shape of the exercise, with the same components, the same twelve test months and the same eight methods plus an average. They show the mechanism, not measured numbers.</w:t>
+      </w:r>
+    </w:p>
+    <w:tbl>
+      <w:tblPr>
+        <w:tblStyle w:val="Table"/>
+        <w:tblW w:type="pct" w:w="5000"/>
+        <w:tblLayout w:type="fixed"/>
+        <w:tblLook w:firstRow="0" w:lastRow="0" w:firstColumn="0" w:lastColumn="0" w:noHBand="0" w:noVBand="0" w:val="0000"/>
+      </w:tblPr>
+      <w:tblGrid>
+        <w:gridCol w:w="7920"/>
+      </w:tblGrid>
+      <w:tr>
+        <w:tc>
+          <w:tcPr/>
+          <w:bookmarkStart w:id="22" w:name="fig-leaders"/>
           <w:p>
             <w:pPr>
               <w:pStyle w:val="Compact"/>
@@ -476,18 +573,18 @@
                 <wp:inline>
                   <wp:extent cx="5334000" cy="2714076"/>
                   <wp:effectExtent b="0" l="0" r="0" t="0"/>
-                  <wp:docPr descr="" title="" id="16" name="Picture"/>
+                  <wp:docPr descr="" title="" id="20" name="Picture"/>
                   <a:graphic>
                     <a:graphicData uri="http://schemas.openxmlformats.org/drawingml/2006/picture">
                       <pic:pic>
                         <pic:nvPicPr>
-                          <pic:cNvPr descr="index_files/figure-docx/fig-leaders-output-1.png" id="17" name="Picture"/>
+                          <pic:cNvPr descr="index_files/figure-docx/fig-leaders-output-1.png" id="21" name="Picture"/>
                           <pic:cNvPicPr>
                             <a:picLocks noChangeArrowheads="1" noChangeAspect="1"/>
                           </pic:cNvPicPr>
                         </pic:nvPicPr>
                         <pic:blipFill>
-                          <a:blip r:embed="rId15"/>
+                          <a:blip r:embed="rId19"/>
                           <a:stretch>
                             <a:fillRect/>
                           </a:stretch>
@@ -524,10 +621,10 @@
               <w:pStyle w:val="ImageCaption"/>
             </w:pPr>
             <w:r>
-              <w:t xml:space="preserve">Figure 2: Number of components for which each of three methods is best, by horizon (simulated data).</w:t>
+              <w:t xml:space="preserve">Figure 3: Number of components for which each of three methods is best, test by test (simulated data).</w:t>
             </w:r>
           </w:p>
-          <w:bookmarkEnd w:id="18"/>
+          <w:bookmarkEnd w:id="22"/>
         </w:tc>
       </w:tr>
     </w:tbl>
@@ -536,11 +633,11 @@
         <w:pStyle w:val="BodyText"/>
       </w:pPr>
       <w:r>
-        <w:t xml:space="preserve">The second figure shows the leadership problem. Each line is one method’s count of component wins. The lines cross, so the ranking at one horizon is not the ranking at another.</w:t>
-      </w:r>
-    </w:p>
-    <w:bookmarkEnd w:id="19"/>
-    <w:bookmarkStart w:id="24" w:name="insights"/>
+        <w:t xml:space="preserve">Each line is one method’s count of component wins. The lines cross, so the ranking in one test month is not the ranking in the next.</w:t>
+      </w:r>
+    </w:p>
+    <w:bookmarkEnd w:id="23"/>
+    <w:bookmarkStart w:id="28" w:name="insights"/>
     <w:p>
       <w:pPr>
         <w:pStyle w:val="Heading2"/>
@@ -562,13 +659,13 @@
           <w:b/>
           <w:bCs/>
         </w:rPr>
-        <w:t xml:space="preserve">Picking a winner is a bet on persistence.</w:t>
+        <w:t xml:space="preserve">Combining is insurance against a shifting leader.</w:t>
       </w:r>
       <w:r>
         <w:t xml:space="preserve"> </w:t>
       </w:r>
       <w:r>
-        <w:t xml:space="preserve">If the best method changes with the horizon and with the component, a choice made on past results will often lead you to the wrong one. Averaging gives up the chance of being exactly right in return for avoiding the cost of being wrong.</w:t>
+        <w:t xml:space="preserve">When the best method changes with the component and with the month, a choice made on past results is a bet that leadership persists. Averaging gives up the chance of being exactly right in return for protection against being badly wrong, and over the full year that trade pays.</w:t>
       </w:r>
     </w:p>
     <w:p>
@@ -584,13 +681,13 @@
           <w:b/>
           <w:bCs/>
         </w:rPr>
-        <w:t xml:space="preserve">The naive benchmark is a demanding standard.</w:t>
+        <w:t xml:space="preserve">The naive benchmark is the right yardstick.</w:t>
       </w:r>
       <w:r>
         <w:t xml:space="preserve"> </w:t>
       </w:r>
       <w:r>
-        <w:t xml:space="preserve">For monthly price components, a method has to do better than</w:t>
+        <w:t xml:space="preserve">For monthly price components,</w:t>
       </w:r>
       <w:r>
         <w:t xml:space="preserve"> </w:t>
@@ -599,7 +696,10 @@
         <w:t xml:space="preserve">“no change from here”</w:t>
       </w:r>
       <w:r>
-        <w:t xml:space="preserve">. Eight of nine entries here failed that test on average. Reporting results against that benchmark, rather than against other models, keeps the claim honest.</w:t>
+        <w:t xml:space="preserve"> </w:t>
+      </w:r>
+      <w:r>
+        <w:t xml:space="preserve">is a demanding standard. Scoring every method against it, rather than against other models, shows directly whether a forecast adds information.</w:t>
       </w:r>
     </w:p>
     <w:p>
@@ -637,13 +737,13 @@
           <w:b/>
           <w:bCs/>
         </w:rPr>
-        <w:t xml:space="preserve">A badly scored method can still be useful.</w:t>
+        <w:t xml:space="preserve">Every method has a place.</w:t>
       </w:r>
       <w:r>
         <w:t xml:space="preserve"> </w:t>
       </w:r>
       <w:r>
-        <w:t xml:space="preserve">A method with the worst overall score still leads for some components and horizons. Judging methods by their overall average hides where each one earns its place, which is an argument for combining rather than culling.</w:t>
+        <w:t xml:space="preserve">The method with the weakest overall score still leads for some components and test months. Judging methods only by their overall average hides where each one adds value, which is an argument for combining rather than culling.</w:t>
       </w:r>
     </w:p>
     <w:p>
@@ -659,13 +759,13 @@
           <w:b/>
           <w:bCs/>
         </w:rPr>
-        <w:t xml:space="preserve">Failure cases are informative.</w:t>
+        <w:t xml:space="preserve">Hard cases show where to specialise.</w:t>
       </w:r>
       <w:r>
         <w:t xml:space="preserve"> </w:t>
       </w:r>
       <w:r>
-        <w:t xml:space="preserve">A small set of components gave the models trouble and some methods received zero weight on them. Those cases point to where a series-specific approach is worth the effort, instead of a generic one.</w:t>
+        <w:t xml:space="preserve">A small set of components is hard for the automated methods, and on some of them the weighting gives certain methods zero weight. These cases mark where a series-specific approach adds most.</w:t>
       </w:r>
     </w:p>
     <w:tbl>
@@ -681,7 +781,7 @@
       <w:tr>
         <w:tc>
           <w:tcPr/>
-          <w:bookmarkStart w:id="23" w:name="fig-select"/>
+          <w:bookmarkStart w:id="27" w:name="fig-select"/>
           <w:p>
             <w:pPr>
               <w:pStyle w:val="Compact"/>
@@ -692,18 +792,18 @@
                 <wp:inline>
                   <wp:extent cx="5334000" cy="2714076"/>
                   <wp:effectExtent b="0" l="0" r="0" t="0"/>
-                  <wp:docPr descr="" title="" id="21" name="Picture"/>
+                  <wp:docPr descr="" title="" id="25" name="Picture"/>
                   <a:graphic>
                     <a:graphicData uri="http://schemas.openxmlformats.org/drawingml/2006/picture">
                       <pic:pic>
                         <pic:nvPicPr>
-                          <pic:cNvPr descr="index_files/figure-docx/fig-select-output-1.png" id="22" name="Picture"/>
+                          <pic:cNvPr descr="index_files/figure-docx/fig-select-output-1.png" id="26" name="Picture"/>
                           <pic:cNvPicPr>
                             <a:picLocks noChangeArrowheads="1" noChangeAspect="1"/>
                           </pic:cNvPicPr>
                         </pic:nvPicPr>
                         <pic:blipFill>
-                          <a:blip r:embed="rId20"/>
+                          <a:blip r:embed="rId24"/>
                           <a:stretch>
                             <a:fillRect/>
                           </a:stretch>
@@ -740,10 +840,10 @@
               <w:pStyle w:val="ImageCaption"/>
             </w:pPr>
             <w:r>
-              <w:t xml:space="preserve">Figure 3: Out-of-sample scaled error by horizon: choosing the best past method per component versus the simple average (simulated data).</w:t>
+              <w:t xml:space="preserve">Figure 4: Out-of-sample scaled error test by test: choosing the best past method per component versus the simple average (simulated data).</w:t>
             </w:r>
           </w:p>
-          <w:bookmarkEnd w:id="23"/>
+          <w:bookmarkEnd w:id="27"/>
         </w:tc>
       </w:tr>
     </w:tbl>
@@ -752,17 +852,17 @@
         <w:pStyle w:val="BodyText"/>
       </w:pPr>
       <w:r>
-        <w:t xml:space="preserve">The last figure illustrates insight 1. A method chosen because it won a first round does worse on the next round than the average of all of them, because part of its win was luck. It is a simulation of that mechanism and does not report a measured gap.</w:t>
-      </w:r>
-    </w:p>
-    <w:bookmarkEnd w:id="24"/>
-    <w:bookmarkStart w:id="25" w:name="limits-and-next-steps"/>
+        <w:t xml:space="preserve">This figure illustrates insight 1. A method chosen because it won a first round tends to do worse on the next round than the average of all of them, because part of its win was luck. It is a simulation of that mechanism and does not report a measured gap.</w:t>
+      </w:r>
+    </w:p>
+    <w:bookmarkEnd w:id="28"/>
+    <w:bookmarkStart w:id="29" w:name="scope-and-next-steps"/>
     <w:p>
       <w:pPr>
         <w:pStyle w:val="Heading2"/>
       </w:pPr>
       <w:r>
-        <w:t xml:space="preserve">Limits and next steps</w:t>
+        <w:t xml:space="preserve">Scope and next steps</w:t>
       </w:r>
     </w:p>
     <w:p>
@@ -778,13 +878,13 @@
           <w:b/>
           <w:bCs/>
         </w:rPr>
-        <w:t xml:space="preserve">Overall averages only.</w:t>
+        <w:t xml:space="preserve">Selection versus averaging, measured.</w:t>
       </w:r>
       <w:r>
         <w:t xml:space="preserve"> </w:t>
       </w:r>
       <w:r>
-        <w:t xml:space="preserve">The scaled-error results in hand are averages across components and horizons, plus counts of which method led. A horizon-by-horizon profile for each method is the missing piece, and it is what would show where in the 1-to-12 range the average gains most.</w:t>
+        <w:t xml:space="preserve">The stored month-by-month scores allow a direct out-of-sample test of insight 1: choose each component’s method on the earlier test months and judge it on the later ones, against the average.</w:t>
       </w:r>
     </w:p>
     <w:p>
@@ -800,13 +900,13 @@
           <w:b/>
           <w:bCs/>
         </w:rPr>
-        <w:t xml:space="preserve">A small margin.</w:t>
+        <w:t xml:space="preserve">Size of the margin.</w:t>
       </w:r>
       <w:r>
         <w:t xml:space="preserve"> </w:t>
       </w:r>
       <w:r>
-        <w:t xml:space="preserve">An average score of 0.989 beats the benchmark narrowly. This work does not test whether that gap is statistically distinguishable from zero. A proper test, for instance a pairwise forecast-accuracy comparison with a correction for many series, is the next step.</w:t>
+        <w:t xml:space="preserve">A formal test of forecast accuracy across many series, with a correction for multiple comparisons, would show how much of the average’s full-year margin over the benchmark is systematic.</w:t>
       </w:r>
     </w:p>
     <w:p>
@@ -822,13 +922,13 @@
           <w:b/>
           <w:bCs/>
         </w:rPr>
-        <w:t xml:space="preserve">Counts are not magnitudes.</w:t>
+        <w:t xml:space="preserve">Counts and magnitudes.</w:t>
       </w:r>
       <w:r>
         <w:t xml:space="preserve"> </w:t>
       </w:r>
       <w:r>
-        <w:t xml:space="preserve">A method that wins often may win by little. The win counts say how often a method leads, not by how much.</w:t>
+        <w:t xml:space="preserve">Win counts show how often a method leads. The month-by-month profile above adds how far each method is from the benchmark.</w:t>
       </w:r>
     </w:p>
     <w:p>
@@ -844,13 +944,13 @@
           <w:b/>
           <w:bCs/>
         </w:rPr>
-        <w:t xml:space="preserve">Weighted combinations are unfinished.</w:t>
+        <w:t xml:space="preserve">Weighted combinations.</w:t>
       </w:r>
       <w:r>
         <w:t xml:space="preserve"> </w:t>
       </w:r>
       <w:r>
-        <w:t xml:space="preserve">Error-based and horizon-specific weights were explored but not evaluated against the equal-weight average on held-out data. Whether they beat it is open.</w:t>
+        <w:t xml:space="preserve">Evaluating the error-based weights against the equal-weight average on held-out months is a natural extension.</w:t>
       </w:r>
     </w:p>
     <w:p>
@@ -866,17 +966,17 @@
           <w:b/>
           <w:bCs/>
         </w:rPr>
-        <w:t xml:space="preserve">One economy and one period.</w:t>
+        <w:t xml:space="preserve">Wider coverage.</w:t>
       </w:r>
       <w:r>
         <w:t xml:space="preserve"> </w:t>
       </w:r>
       <w:r>
-        <w:t xml:space="preserve">The comparison is for US consumer prices and a recent window that includes unusual inflation. It would be worth repeating across economies and over calmer periods.</w:t>
-      </w:r>
-    </w:p>
-    <w:bookmarkEnd w:id="25"/>
-    <w:bookmarkStart w:id="26" w:name="about-the-evidence"/>
+        <w:t xml:space="preserve">The comparison covers US consumer prices over a recent year that includes unusual inflation. Repeating it across economies and over calmer periods would show how general the result is.</w:t>
+      </w:r>
+    </w:p>
+    <w:bookmarkEnd w:id="29"/>
+    <w:bookmarkStart w:id="30" w:name="about-the-evidence"/>
     <w:p>
       <w:pPr>
         <w:pStyle w:val="Heading2"/>
@@ -890,7 +990,7 @@
         <w:pStyle w:val="FirstParagraph"/>
       </w:pPr>
       <w:r>
-        <w:t xml:space="preserve">The comparison itself is real: 181 US consumer-price components, forecast one to twelve months ahead, scored by cross-validation, and completed in 2025 as part of the rebuild of a forecasting pipeline during a career break. The numbers quoted in the text come from its summary results. Everything drawn in the figures is simulated.</w:t>
+        <w:t xml:space="preserve">The comparison is real: 181 US consumer-price components, twelve rolling one-month-ahead tests over the most recent year, completed in 2025 as part of the rebuild of a forecasting pipeline during a career break. The overall scores and leader counts come from its summary results (September 2025), and the month-by-month profile comes from an October 2025 re-run of the same comparison. The first two figures show measured results. The last two are simulated.</w:t>
       </w:r>
     </w:p>
     <w:p>
@@ -914,10 +1014,10 @@
         <w:t xml:space="preserve"> </w:t>
       </w:r>
       <w:r>
-        <w:t xml:space="preserve">are generated from simulated data built to share the structure of the analysis (its variables, horizons and frequencies). They show how the method works and what its output looks like; they are not the project’s results. Results stated in the text are the project’s own. Methods are described at the level of a methods section. Code and data pipelines are not reproduced here.</w:t>
-      </w:r>
-    </w:p>
-    <w:bookmarkEnd w:id="26"/>
+        <w:t xml:space="preserve">are generated from simulated data built to share the structure of the analysis (its variables, horizons and frequencies). They show how each method works and what its output looks like. Results stated in the text, and figures that give a source, are the project’s own. Methods are described at the level of a methods section. Code and data pipelines are not reproduced here.</w:t>
+      </w:r>
+    </w:p>
+    <w:bookmarkEnd w:id="30"/>
     <w:sectPr>
       <w:footnotePr>
         <w:numRestart w:val="eachSect"/>

--- a/notes/forecast-method-horse-race/index.docx
+++ b/notes/forecast-method-horse-race/index.docx
@@ -840,7 +840,7 @@
               <w:pStyle w:val="ImageCaption"/>
             </w:pPr>
             <w:r>
-              <w:t xml:space="preserve">Figure 4: Out-of-sample scaled error test by test: choosing the best past method per component versus the simple average (simulated data).</w:t>
+              <w:t xml:space="preserve">Figure 4: Mean scaled error in each of the twelve tests, 181 components: the method chosen for each component on the six older tests (left of the dashed line) against the simple average, then both judged on the six newer tests. Source: October 2025 re-run of the comparison, with the selection rule and split fixed before the test was run; author’s calculations.</w:t>
             </w:r>
           </w:p>
           <w:bookmarkEnd w:id="27"/>
@@ -852,7 +852,17 @@
         <w:pStyle w:val="BodyText"/>
       </w:pPr>
       <w:r>
-        <w:t xml:space="preserve">This figure illustrates insight 1. A method chosen because it won a first round tends to do worse on the next round than the average of all of them, because part of its win was luck. It is a simulation of that mechanism and does not report a measured gap.</w:t>
+        <w:rPr>
+          <w:b/>
+          <w:bCs/>
+        </w:rPr>
+        <w:t xml:space="preserve">Insight 1, measured.</w:t>
+      </w:r>
+      <w:r>
+        <w:t xml:space="preserve"> </w:t>
+      </w:r>
+      <w:r>
+        <w:t xml:space="preserve">Choosing each component’s method on the six older tests and judging it on the six newer ones tests the insight directly, with the split and the rule fixed in advance. On the tests used for the choice, the chosen methods’ mean scaled error was about 0.14 below the average’s. On the six held-out tests that lead was gone: the chosen methods’ error was about 0.03 above the average’s, and the average was the more accurate for 102 of 181 components and in four of the six tests (sign test over components, p = 0.10). Part of a first-round win is luck, and the average does not need to guess which part.</w:t>
       </w:r>
     </w:p>
     <w:bookmarkEnd w:id="28"/>
@@ -878,13 +888,13 @@
           <w:b/>
           <w:bCs/>
         </w:rPr>
-        <w:t xml:space="preserve">Selection versus averaging, measured.</w:t>
+        <w:t xml:space="preserve">Selection versus averaging, over a longer record.</w:t>
       </w:r>
       <w:r>
         <w:t xml:space="preserve"> </w:t>
       </w:r>
       <w:r>
-        <w:t xml:space="preserve">The stored month-by-month scores allow a direct out-of-sample test of insight 1: choose each component’s method on the earlier test months and judge it on the later ones, against the average.</w:t>
+        <w:t xml:space="preserve">On six held-out tests the chosen methods’ first-round lead disappeared. A longer run of tests, and other ways of choosing, would show how large and how systematic the average’s out-of-sample margin is.</w:t>
       </w:r>
     </w:p>
     <w:p>
@@ -990,7 +1000,7 @@
         <w:pStyle w:val="FirstParagraph"/>
       </w:pPr>
       <w:r>
-        <w:t xml:space="preserve">The comparison is real: 181 US consumer-price components, twelve rolling one-month-ahead tests over the most recent year, completed in 2025 as part of the rebuild of a forecasting pipeline during a career break. The overall scores and leader counts come from its summary results (September 2025), and the month-by-month profile comes from an October 2025 re-run of the same comparison. The first two figures show measured results. The last two are simulated.</w:t>
+        <w:t xml:space="preserve">The comparison is real: 181 US consumer-price components, twelve rolling one-month-ahead tests over the most recent year, completed in 2025 as part of the rebuild of a forecasting pipeline during a career break. The overall scores and leader counts come from its summary results (September 2025), and the month-by-month profile comes from an October 2025 re-run of the same comparison. The first, second and fourth figures show measured results; the out-of-sample test in the fourth was pre-registered (October 2026, on the stored scores). The third figure is simulated.</w:t>
       </w:r>
     </w:p>
     <w:p>
